--- a/applications/openai/ca300a6d-compute-infrastructure/Jordan_Newman_OpenAI_Compute_Infrastructure_Resume.docx
+++ b/applications/openai/ca300a6d-compute-infrastructure/Jordan_Newman_OpenAI_Compute_Infrastructure_Resume.docx
@@ -62,7 +62,7 @@
     </w:p>
     <w:p>
       <w:r>
-        <w:t>Systems software and infrastructure engineer with deep experience building and operating distributed production platforms, high-performance network services, observability systems, developer tooling, and agent infrastructure. Architected and operated infrastructure spanning approximately 3,000-4,000 servers, 10 locations, and more than 65 Gbps of peak traffic. Built a C/FreeBSD HTTP/CDN runtime deployed across approximately 200 servers and supporting more than 150,000 concurrent connections. Combines low-level implementation and cross-layer incident diagnosis with platform architecture, Kubernetes delivery, reusable CI/CD supporting about 12 teams, and end-to-end ownership of ambiguous infrastructure problems.</w:t>
+        <w:t>Systems software and infrastructure engineer with deep experience building and operating distributed production platforms, high-performance network services, observability systems, developer tooling, and agent infrastructure. Architected and operated infrastructure spanning approximately 3,000-4,000 servers, 10 locations, and more than 65 Gbps of peak traffic. Built a C/FreeBSD HTTP/CDN runtime deployed across approximately 200 servers and supporting more than 150,000 concurrent connections. Brings comfort with ambiguity, strong ownership, and a bias toward practical, durable solutions. Interested in building infrastructure that directly enables frontier AI research and product impact.</w:t>
       </w:r>
     </w:p>
     <w:p>
@@ -334,7 +334,22 @@
         <w:t>kqueue</w:t>
       </w:r>
       <w:r>
-        <w:t xml:space="preserve"> process, keeping latency-sensitive connection handling in the event loop while delegating potentially blocking file operations and disk-backed transfers to configurable workers.</w:t>
+        <w:t xml:space="preserve"> process, keeping latency-sensitive connection handling in the event loop.</w:t>
+      </w:r>
+    </w:p>
+    <w:p>
+      <w:pPr>
+        <w:spacing w:after="16"/>
+        <w:ind w:left="230" w:hanging="173"/>
+      </w:pPr>
+      <w:r>
+        <w:rPr>
+          <w:b/>
+        </w:rPr>
+        <w:t xml:space="preserve">• </w:t>
+      </w:r>
+      <w:r>
+        <w:t>Delegated potentially blocking file operations and disk-backed transfers to configurable workers.</w:t>
       </w:r>
     </w:p>
     <w:p>
@@ -872,7 +887,22 @@
         <w:t xml:space="preserve">• </w:t>
       </w:r>
       <w:r>
-        <w:t>Architected and operated hosting, CDN, network, and datacenter infrastructure spanning approximately 3,000-4,000 servers, 10 locations, multiple upstream transit providers, direct and exchange peering, private inter-PoP fiber, and more than 65 Gbps of peak traffic.</w:t>
+        <w:t>Architected and operated hosting, CDN, network, and datacenter infrastructure spanning approximately 3,000-4,000 servers, 10 locations, and more than 65 Gbps of peak traffic.</w:t>
+      </w:r>
+    </w:p>
+    <w:p>
+      <w:pPr>
+        <w:spacing w:after="16"/>
+        <w:ind w:left="230" w:hanging="173"/>
+      </w:pPr>
+      <w:r>
+        <w:rPr>
+          <w:b/>
+        </w:rPr>
+        <w:t xml:space="preserve">• </w:t>
+      </w:r>
+      <w:r>
+        <w:t>Helped design and operate multi-provider transit, direct and exchange peering, and private inter-PoP fiber connectivity.</w:t>
       </w:r>
     </w:p>
     <w:p>

--- a/applications/openai/ca300a6d-compute-infrastructure/Jordan_Newman_OpenAI_Compute_Infrastructure_Resume.docx
+++ b/applications/openai/ca300a6d-compute-infrastructure/Jordan_Newman_OpenAI_Compute_Infrastructure_Resume.docx
@@ -62,7 +62,7 @@
     </w:p>
     <w:p>
       <w:r>
-        <w:t>Systems software and infrastructure engineer with deep experience building and operating distributed production platforms, high-performance network services, observability systems, developer tooling, and agent infrastructure. Architected and operated infrastructure spanning approximately 3,000-4,000 servers, 10 locations, and more than 65 Gbps of peak traffic. Built a C/FreeBSD HTTP/CDN runtime deployed across approximately 200 servers and supporting more than 150,000 concurrent connections. Brings comfort with ambiguity, strong ownership, and a bias toward practical, durable solutions. Interested in building infrastructure that directly enables frontier AI research and product impact.</w:t>
+        <w:t>Systems software and infrastructure engineer experienced in building and operating distributed production platforms, high-performance networking, observability, developer tooling, and agent infrastructure. Architected 24/7 infrastructure spanning approximately 3,000-4,000 servers, 10 locations, and more than 65 Gbps of peak traffic. Built a C/FreeBSD HTTP/CDN runtime deployed across approximately 200 servers and supporting more than 150,000 concurrent connections. Brings comfort with ambiguity, strong ownership, and a bias toward practical, durable solutions. Interested in building infrastructure that directly enables frontier AI research and product impact.</w:t>
       </w:r>
     </w:p>
     <w:p>
@@ -497,7 +497,7 @@
         <w:t xml:space="preserve">• </w:t>
       </w:r>
       <w:r>
-        <w:t>Built PrimeDump and PrimeDNSTop with libpcap for packet- and DNS-level visibility, including Ethernet/IP/TCP/UDP/ICMPv6 decoding, RFC 1035 query parsing, source/domain ranking, recursion-attack detection, and IPFW mitigation workflows.</w:t>
+        <w:t>Built PrimeDump and PrimeDNSTop with libpcap for packet and DNS visibility, decoding Ethernet/IP/TCP/UDP/ICMPv6 and RFC 1035 DNS; ranked activity, detected recursion attacks, and supported IPFW mitigation.</w:t>
       </w:r>
     </w:p>
     <w:p>
